--- a/tillsyn/A 7325-2024 tillsynsbegäran.docx
+++ b/tillsyn/A 7325-2024 tillsynsbegäran.docx
@@ -2035,7 +2035,7 @@
     <w:r>
       <w:tab/>
       <w:tab/>
-      <w:t>2026-09-14</w:t>
+      <w:t>2026-09-15</w:t>
       <w:br/>
       <w:br/>
     </w:r>

--- a/tillsyn/A 7325-2024 tillsynsbegäran.docx
+++ b/tillsyn/A 7325-2024 tillsynsbegäran.docx
@@ -2035,7 +2035,7 @@
     <w:r>
       <w:tab/>
       <w:tab/>
-      <w:t>2026-09-15</w:t>
+      <w:t>2026-09-16</w:t>
       <w:br/>
       <w:br/>
     </w:r>

--- a/tillsyn/A 7325-2024 tillsynsbegäran.docx
+++ b/tillsyn/A 7325-2024 tillsynsbegäran.docx
@@ -2035,7 +2035,7 @@
     <w:r>
       <w:tab/>
       <w:tab/>
-      <w:t>2026-09-16</w:t>
+      <w:t>2026-09-17</w:t>
       <w:br/>
       <w:br/>
     </w:r>

--- a/tillsyn/A 7325-2024 tillsynsbegäran.docx
+++ b/tillsyn/A 7325-2024 tillsynsbegäran.docx
@@ -2035,7 +2035,7 @@
     <w:r>
       <w:tab/>
       <w:tab/>
-      <w:t>2026-09-17</w:t>
+      <w:t>2026-09-18</w:t>
       <w:br/>
       <w:br/>
     </w:r>

--- a/tillsyn/A 7325-2024 tillsynsbegäran.docx
+++ b/tillsyn/A 7325-2024 tillsynsbegäran.docx
@@ -2035,7 +2035,7 @@
     <w:r>
       <w:tab/>
       <w:tab/>
-      <w:t>2026-09-18</w:t>
+      <w:t>2026-09-19</w:t>
       <w:br/>
       <w:br/>
     </w:r>

--- a/tillsyn/A 7325-2024 tillsynsbegäran.docx
+++ b/tillsyn/A 7325-2024 tillsynsbegäran.docx
@@ -2035,7 +2035,7 @@
     <w:r>
       <w:tab/>
       <w:tab/>
-      <w:t>2026-09-19</w:t>
+      <w:t>2026-09-21</w:t>
       <w:br/>
       <w:br/>
     </w:r>

--- a/tillsyn/A 7325-2024 tillsynsbegäran.docx
+++ b/tillsyn/A 7325-2024 tillsynsbegäran.docx
@@ -2035,7 +2035,7 @@
     <w:r>
       <w:tab/>
       <w:tab/>
-      <w:t>2026-09-21</w:t>
+      <w:t>2026-09-23</w:t>
       <w:br/>
       <w:br/>
     </w:r>

--- a/tillsyn/A 7325-2024 tillsynsbegäran.docx
+++ b/tillsyn/A 7325-2024 tillsynsbegäran.docx
@@ -2035,7 +2035,7 @@
     <w:r>
       <w:tab/>
       <w:tab/>
-      <w:t>2026-09-23</w:t>
+      <w:t>2026-09-24</w:t>
       <w:br/>
       <w:br/>
     </w:r>

--- a/tillsyn/A 7325-2024 tillsynsbegäran.docx
+++ b/tillsyn/A 7325-2024 tillsynsbegäran.docx
@@ -2035,7 +2035,7 @@
     <w:r>
       <w:tab/>
       <w:tab/>
-      <w:t>2026-09-24</w:t>
+      <w:t>2026-09-25</w:t>
       <w:br/>
       <w:br/>
     </w:r>

--- a/tillsyn/A 7325-2024 tillsynsbegäran.docx
+++ b/tillsyn/A 7325-2024 tillsynsbegäran.docx
@@ -65,7 +65,7 @@
     </w:p>
     <w:p>
       <w:r>
-        <w:t>I och inom 24 meter från avverkningsanmälan finns fynd av 25 naturvårdsarter, varav 12 är rödlistade, 9 är fridlysta, 20 är typiska (T) och 6 är signalarter (S): bombmurkla (EN, §8), garnlav (VU, T), knärot (VU, T, §8), tajgaskinn (VU), gammelgransskål (NT, T), harticka (NT, T), lavskrika (NT, T, §4), rosenticka (NT, T), röd trolldruva (NT, T), tretåig hackspett (NT, T, §4), ullticka (NT, T), violmussling (NT, T), blodticka (S, T), luddlav (S, T), rödgul trumpetsvamp (S), skinnlav (S, T), stuplav (S, T), vedticka (S, T), järpe (T, §4), kransmossa (T), ormbär (T), spillkråka (T, §4), videsparv (T, §4), vanlig groda (§6) och lopplummer (aggregat) (§9). Se Figur 1.</w:t>
+        <w:t>I och inom 24 meter från avverkningsanmälan finns fynd av 26 naturvårdsarter, varav 12 är rödlistade, 9 är fridlysta, 21 är typiska (T) och 7 är signalarter (S): bombmurkla (EN, §8), garnlav (VU, T), knärot (VU, T, §8), tajgaskinn (VU), gammelgransskål (NT, T), harticka (NT, T), lavskrika (NT, T, §4), rosenticka (NT, T), röd trolldruva (NT, T), tretåig hackspett (NT, T, §4), ullticka (NT, T), violmussling (NT, T), blodticka (S, T), luddlav (S, T), rödgul trumpetsvamp (S), skinnlav (S, T), stuplav (S, T), vedticka (S, T), ögonpyrola (S, T), järpe (T, §4), kransmossa (T), ormbär (T), spillkråka (T, §4), videsparv (T, §4), vanlig groda (§6) och lopplummer (aggregat) (§9). Se Figur 1.</w:t>
       </w:r>
     </w:p>
     <w:p>
@@ -702,6 +702,35 @@
         <w:rPr>
           <w:b/>
         </w:rPr>
+        <w:t xml:space="preserve">Ögonpyrola </w:t>
+      </w:r>
+      <w:r>
+        <w:t xml:space="preserve">är normalt en bra signalart som visar på områden med höga naturvärden och stabila förhållanden, särskilt inom näringsfattiga trakter. Växten är mycket känslig för markskador och försvinner snabbt efter slutavverkning. Den hotas också av skogsgödsling och markavvattning. Ögonpyrola är typisk art för </w:t>
+      </w:r>
+      <w:r>
+        <w:rPr>
+          <w:i/>
+        </w:rPr>
+        <w:t>9010 Taiga</w:t>
+      </w:r>
+      <w:r>
+        <w:t xml:space="preserve"> och</w:t>
+      </w:r>
+      <w:r>
+        <w:rPr>
+          <w:i/>
+        </w:rPr>
+        <w:t xml:space="preserve"> 9070 Trädklädd betesmark</w:t>
+      </w:r>
+      <w:r>
+        <w:t xml:space="preserve"> (Nitare &amp; Skogsstyrelsen, 2019; SLU Artdatabanken, 2024).</w:t>
+      </w:r>
+    </w:p>
+    <w:p>
+      <w:r>
+        <w:rPr>
+          <w:b/>
+        </w:rPr>
         <w:t>Järpe (§4)</w:t>
       </w:r>
       <w:r>
@@ -861,7 +890,7 @@
     </w:p>
     <w:p>
       <w:r>
-        <w:t>Följande typiska arter har sina livsmiljöer och växtplatser i den avverkningsanmälda skogen: garnlav (VU, T), knärot (VU, T, §8), gammelgransskål (NT, T), harticka (NT, T), lavskrika (NT, T, §4), rosenticka (NT, T), röd trolldruva (NT, T), tretåig hackspett (NT, T, §4), ullticka (NT, T), violmussling (NT, T), blodticka (S, T), luddlav (S, T), skinnlav (S, T), stuplav (S, T), vedticka (S, T), järpe (T, §4), kransmossa (T), ormbär (T), spillkråka (T, §4) och videsparv (T, §4).</w:t>
+        <w:t>Följande typiska arter har sina livsmiljöer och växtplatser i den avverkningsanmälda skogen: garnlav (VU, T), knärot (VU, T, §8), gammelgransskål (NT, T), harticka (NT, T), lavskrika (NT, T, §4), rosenticka (NT, T), röd trolldruva (NT, T), tretåig hackspett (NT, T, §4), ullticka (NT, T), violmussling (NT, T), blodticka (S, T), luddlav (S, T), skinnlav (S, T), stuplav (S, T), vedticka (S, T), ögonpyrola (S, T), järpe (T, §4), kransmossa (T), ormbär (T), spillkråka (T, §4) och videsparv (T, §4).</w:t>
       </w:r>
     </w:p>
     <w:p>
@@ -2035,7 +2064,7 @@
     <w:r>
       <w:tab/>
       <w:tab/>
-      <w:t>2026-09-25</w:t>
+      <w:t>2026-09-26</w:t>
       <w:br/>
       <w:br/>
     </w:r>

--- a/tillsyn/A 7325-2024 tillsynsbegäran.docx
+++ b/tillsyn/A 7325-2024 tillsynsbegäran.docx
@@ -2064,7 +2064,7 @@
     <w:r>
       <w:tab/>
       <w:tab/>
-      <w:t>2026-09-26</w:t>
+      <w:t>2026-09-27</w:t>
       <w:br/>
       <w:br/>
     </w:r>

--- a/tillsyn/A 7325-2024 tillsynsbegäran.docx
+++ b/tillsyn/A 7325-2024 tillsynsbegäran.docx
@@ -2064,7 +2064,7 @@
     <w:r>
       <w:tab/>
       <w:tab/>
-      <w:t>2026-09-27</w:t>
+      <w:t>2026-09-28</w:t>
       <w:br/>
       <w:br/>
     </w:r>

--- a/tillsyn/A 7325-2024 tillsynsbegäran.docx
+++ b/tillsyn/A 7325-2024 tillsynsbegäran.docx
@@ -2064,7 +2064,7 @@
     <w:r>
       <w:tab/>
       <w:tab/>
-      <w:t>2026-09-28</w:t>
+      <w:t>2026-09-29</w:t>
       <w:br/>
       <w:br/>
     </w:r>

--- a/tillsyn/A 7325-2024 tillsynsbegäran.docx
+++ b/tillsyn/A 7325-2024 tillsynsbegäran.docx
@@ -2064,7 +2064,7 @@
     <w:r>
       <w:tab/>
       <w:tab/>
-      <w:t>2026-09-29</w:t>
+      <w:t>2026-09-30</w:t>
       <w:br/>
       <w:br/>
     </w:r>

--- a/tillsyn/A 7325-2024 tillsynsbegäran.docx
+++ b/tillsyn/A 7325-2024 tillsynsbegäran.docx
@@ -2064,7 +2064,7 @@
     <w:r>
       <w:tab/>
       <w:tab/>
-      <w:t>2026-09-30</w:t>
+      <w:t>2026-10-01</w:t>
       <w:br/>
       <w:br/>
     </w:r>

--- a/tillsyn/A 7325-2024 tillsynsbegäran.docx
+++ b/tillsyn/A 7325-2024 tillsynsbegäran.docx
@@ -2064,7 +2064,7 @@
     <w:r>
       <w:tab/>
       <w:tab/>
-      <w:t>2026-10-01</w:t>
+      <w:t>2026-10-02</w:t>
       <w:br/>
       <w:br/>
     </w:r>

--- a/tillsyn/A 7325-2024 tillsynsbegäran.docx
+++ b/tillsyn/A 7325-2024 tillsynsbegäran.docx
@@ -2064,7 +2064,7 @@
     <w:r>
       <w:tab/>
       <w:tab/>
-      <w:t>2026-10-02</w:t>
+      <w:t>2026-10-03</w:t>
       <w:br/>
       <w:br/>
     </w:r>

--- a/tillsyn/A 7325-2024 tillsynsbegäran.docx
+++ b/tillsyn/A 7325-2024 tillsynsbegäran.docx
@@ -2064,7 +2064,7 @@
     <w:r>
       <w:tab/>
       <w:tab/>
-      <w:t>2026-10-03</w:t>
+      <w:t>2026-10-04</w:t>
       <w:br/>
       <w:br/>
     </w:r>

--- a/tillsyn/A 7325-2024 tillsynsbegäran.docx
+++ b/tillsyn/A 7325-2024 tillsynsbegäran.docx
@@ -2064,7 +2064,7 @@
     <w:r>
       <w:tab/>
       <w:tab/>
-      <w:t>2026-10-04</w:t>
+      <w:t>2026-10-05</w:t>
       <w:br/>
       <w:br/>
     </w:r>

--- a/tillsyn/A 7325-2024 tillsynsbegäran.docx
+++ b/tillsyn/A 7325-2024 tillsynsbegäran.docx
@@ -2064,7 +2064,7 @@
     <w:r>
       <w:tab/>
       <w:tab/>
-      <w:t>2026-10-05</w:t>
+      <w:t>2026-10-06</w:t>
       <w:br/>
       <w:br/>
     </w:r>

--- a/tillsyn/A 7325-2024 tillsynsbegäran.docx
+++ b/tillsyn/A 7325-2024 tillsynsbegäran.docx
@@ -2064,7 +2064,7 @@
     <w:r>
       <w:tab/>
       <w:tab/>
-      <w:t>2026-10-06</w:t>
+      <w:t>2026-10-07</w:t>
       <w:br/>
       <w:br/>
     </w:r>

--- a/tillsyn/A 7325-2024 tillsynsbegäran.docx
+++ b/tillsyn/A 7325-2024 tillsynsbegäran.docx
@@ -2064,7 +2064,7 @@
     <w:r>
       <w:tab/>
       <w:tab/>
-      <w:t>2026-10-07</w:t>
+      <w:t>2026-10-08</w:t>
       <w:br/>
       <w:br/>
     </w:r>

--- a/tillsyn/A 7325-2024 tillsynsbegäran.docx
+++ b/tillsyn/A 7325-2024 tillsynsbegäran.docx
@@ -2064,7 +2064,7 @@
     <w:r>
       <w:tab/>
       <w:tab/>
-      <w:t>2026-10-08</w:t>
+      <w:t>2026-10-09</w:t>
       <w:br/>
       <w:br/>
     </w:r>

--- a/tillsyn/A 7325-2024 tillsynsbegäran.docx
+++ b/tillsyn/A 7325-2024 tillsynsbegäran.docx
@@ -2064,7 +2064,7 @@
     <w:r>
       <w:tab/>
       <w:tab/>
-      <w:t>2026-10-09</w:t>
+      <w:t>2026-10-10</w:t>
       <w:br/>
       <w:br/>
     </w:r>

--- a/tillsyn/A 7325-2024 tillsynsbegäran.docx
+++ b/tillsyn/A 7325-2024 tillsynsbegäran.docx
@@ -2064,7 +2064,7 @@
     <w:r>
       <w:tab/>
       <w:tab/>
-      <w:t>2026-10-10</w:t>
+      <w:t>2026-10-11</w:t>
       <w:br/>
       <w:br/>
     </w:r>

--- a/tillsyn/A 7325-2024 tillsynsbegäran.docx
+++ b/tillsyn/A 7325-2024 tillsynsbegäran.docx
@@ -2064,7 +2064,7 @@
     <w:r>
       <w:tab/>
       <w:tab/>
-      <w:t>2026-10-11</w:t>
+      <w:t>2026-10-12</w:t>
       <w:br/>
       <w:br/>
     </w:r>

--- a/tillsyn/A 7325-2024 tillsynsbegäran.docx
+++ b/tillsyn/A 7325-2024 tillsynsbegäran.docx
@@ -2064,7 +2064,7 @@
     <w:r>
       <w:tab/>
       <w:tab/>
-      <w:t>2026-10-12</w:t>
+      <w:t>2026-10-13</w:t>
       <w:br/>
       <w:br/>
     </w:r>

--- a/tillsyn/A 7325-2024 tillsynsbegäran.docx
+++ b/tillsyn/A 7325-2024 tillsynsbegäran.docx
@@ -2064,7 +2064,7 @@
     <w:r>
       <w:tab/>
       <w:tab/>
-      <w:t>2026-10-13</w:t>
+      <w:t>2026-10-14</w:t>
       <w:br/>
       <w:br/>
     </w:r>

--- a/tillsyn/A 7325-2024 tillsynsbegäran.docx
+++ b/tillsyn/A 7325-2024 tillsynsbegäran.docx
@@ -2064,7 +2064,7 @@
     <w:r>
       <w:tab/>
       <w:tab/>
-      <w:t>2026-10-14</w:t>
+      <w:t>2026-10-15</w:t>
       <w:br/>
       <w:br/>
     </w:r>

--- a/tillsyn/A 7325-2024 tillsynsbegäran.docx
+++ b/tillsyn/A 7325-2024 tillsynsbegäran.docx
@@ -2064,7 +2064,7 @@
     <w:r>
       <w:tab/>
       <w:tab/>
-      <w:t>2026-10-15</w:t>
+      <w:t>2026-10-16</w:t>
       <w:br/>
       <w:br/>
     </w:r>

--- a/tillsyn/A 7325-2024 tillsynsbegäran.docx
+++ b/tillsyn/A 7325-2024 tillsynsbegäran.docx
@@ -2064,7 +2064,7 @@
     <w:r>
       <w:tab/>
       <w:tab/>
-      <w:t>2026-10-16</w:t>
+      <w:t>2026-10-17</w:t>
       <w:br/>
       <w:br/>
     </w:r>

--- a/tillsyn/A 7325-2024 tillsynsbegäran.docx
+++ b/tillsyn/A 7325-2024 tillsynsbegäran.docx
@@ -2064,7 +2064,7 @@
     <w:r>
       <w:tab/>
       <w:tab/>
-      <w:t>2026-10-17</w:t>
+      <w:t>2026-10-18</w:t>
       <w:br/>
       <w:br/>
     </w:r>

--- a/tillsyn/A 7325-2024 tillsynsbegäran.docx
+++ b/tillsyn/A 7325-2024 tillsynsbegäran.docx
@@ -2064,7 +2064,7 @@
     <w:r>
       <w:tab/>
       <w:tab/>
-      <w:t>2026-10-18</w:t>
+      <w:t>2026-10-19</w:t>
       <w:br/>
       <w:br/>
     </w:r>

--- a/tillsyn/A 7325-2024 tillsynsbegäran.docx
+++ b/tillsyn/A 7325-2024 tillsynsbegäran.docx
@@ -2064,7 +2064,7 @@
     <w:r>
       <w:tab/>
       <w:tab/>
-      <w:t>2026-10-19</w:t>
+      <w:t>2026-10-20</w:t>
       <w:br/>
       <w:br/>
     </w:r>

--- a/tillsyn/A 7325-2024 tillsynsbegäran.docx
+++ b/tillsyn/A 7325-2024 tillsynsbegäran.docx
@@ -2064,7 +2064,7 @@
     <w:r>
       <w:tab/>
       <w:tab/>
-      <w:t>2026-10-20</w:t>
+      <w:t>2026-10-21</w:t>
       <w:br/>
       <w:br/>
     </w:r>

--- a/tillsyn/A 7325-2024 tillsynsbegäran.docx
+++ b/tillsyn/A 7325-2024 tillsynsbegäran.docx
@@ -2064,7 +2064,7 @@
     <w:r>
       <w:tab/>
       <w:tab/>
-      <w:t>2026-10-21</w:t>
+      <w:t>2026-10-22</w:t>
       <w:br/>
       <w:br/>
     </w:r>

--- a/tillsyn/A 7325-2024 tillsynsbegäran.docx
+++ b/tillsyn/A 7325-2024 tillsynsbegäran.docx
@@ -2064,7 +2064,7 @@
     <w:r>
       <w:tab/>
       <w:tab/>
-      <w:t>2026-10-22</w:t>
+      <w:t>2026-10-23</w:t>
       <w:br/>
       <w:br/>
     </w:r>

--- a/tillsyn/A 7325-2024 tillsynsbegäran.docx
+++ b/tillsyn/A 7325-2024 tillsynsbegäran.docx
@@ -2064,7 +2064,7 @@
     <w:r>
       <w:tab/>
       <w:tab/>
-      <w:t>2026-10-23</w:t>
+      <w:t>2026-10-24</w:t>
       <w:br/>
       <w:br/>
     </w:r>

--- a/tillsyn/A 7325-2024 tillsynsbegäran.docx
+++ b/tillsyn/A 7325-2024 tillsynsbegäran.docx
@@ -2064,7 +2064,7 @@
     <w:r>
       <w:tab/>
       <w:tab/>
-      <w:t>2026-10-24</w:t>
+      <w:t>2026-10-25</w:t>
       <w:br/>
       <w:br/>
     </w:r>

--- a/tillsyn/A 7325-2024 tillsynsbegäran.docx
+++ b/tillsyn/A 7325-2024 tillsynsbegäran.docx
@@ -2064,7 +2064,7 @@
     <w:r>
       <w:tab/>
       <w:tab/>
-      <w:t>2026-10-25</w:t>
+      <w:t>2026-10-26</w:t>
       <w:br/>
       <w:br/>
     </w:r>

--- a/tillsyn/A 7325-2024 tillsynsbegäran.docx
+++ b/tillsyn/A 7325-2024 tillsynsbegäran.docx
@@ -2064,7 +2064,7 @@
     <w:r>
       <w:tab/>
       <w:tab/>
-      <w:t>2026-10-26</w:t>
+      <w:t>2026-10-27</w:t>
       <w:br/>
       <w:br/>
     </w:r>

--- a/tillsyn/A 7325-2024 tillsynsbegäran.docx
+++ b/tillsyn/A 7325-2024 tillsynsbegäran.docx
@@ -2064,7 +2064,7 @@
     <w:r>
       <w:tab/>
       <w:tab/>
-      <w:t>2026-10-27</w:t>
+      <w:t>2026-10-28</w:t>
       <w:br/>
       <w:br/>
     </w:r>

--- a/tillsyn/A 7325-2024 tillsynsbegäran.docx
+++ b/tillsyn/A 7325-2024 tillsynsbegäran.docx
@@ -2064,7 +2064,7 @@
     <w:r>
       <w:tab/>
       <w:tab/>
-      <w:t>2026-10-28</w:t>
+      <w:t>2026-10-29</w:t>
       <w:br/>
       <w:br/>
     </w:r>

--- a/tillsyn/A 7325-2024 tillsynsbegäran.docx
+++ b/tillsyn/A 7325-2024 tillsynsbegäran.docx
@@ -2064,7 +2064,7 @@
     <w:r>
       <w:tab/>
       <w:tab/>
-      <w:t>2026-10-29</w:t>
+      <w:t>2026-10-31</w:t>
       <w:br/>
       <w:br/>
     </w:r>
